--- a/MANUAL.docx
+++ b/MANUAL.docx
@@ -16,7 +16,7 @@
           <w:i/>
           <w:color w:val="595959"/>
         </w:rPr>
-        <w:t>The guidance system for working with AI sessions · version of 2026-10-03</w:t>
+        <w:t>The guidance system for working with AI sessions · version of 2026-10-05</w:t>
       </w:r>
     </w:p>
     <w:p>
@@ -354,6 +354,14 @@
       </w:pPr>
       <w:r>
         <w:t>Two linked targets (drag a file into a folder, or click here then there): an arrowed line goes from the first to the second, their frames show 1 and 2, and labels say “take this” and “drop here”.</w:t>
+      </w:r>
+    </w:p>
+    <w:p>
+      <w:pPr>
+        <w:pStyle w:val="ListBullet"/>
+      </w:pPr>
+      <w:r>
+        <w:t>The beacon: on the line, just before the target, a small label says exactly where it is: the app, the tab, the button (“Chrome › tab “Gemini” › button “Send””). If another window covers the target, an amber chip says which one, and step 1 shows the app's taskbar button first; a hidden tab is shown first too. The beacon never covers the target: it moves back along the line, and fades out when your mouse is close (Settings, Guidance).</w:t>
       </w:r>
     </w:p>
     <w:p>
@@ -1162,7 +1170,7 @@
               <w:rPr>
                 <w:sz w:val="18"/>
               </w:rPr>
-              <w:t>Paper (light) ; Theme colors</w:t>
+              <w:t>Paper (light) ; Theme colors ; Dark</w:t>
             </w:r>
           </w:p>
         </w:tc>
@@ -1192,6 +1200,65 @@
                 <w:sz w:val="18"/>
               </w:rPr>
               <w:t>bulles_couleurs</w:t>
+            </w:r>
+          </w:p>
+        </w:tc>
+      </w:tr>
+      <w:tr>
+        <w:tc>
+          <w:tcPr>
+            <w:tcW w:type="dxa" w:w="2736"/>
+          </w:tcPr>
+          <w:p>
+            <w:r/>
+            <w:r>
+              <w:rPr>
+                <w:sz w:val="18"/>
+              </w:rPr>
+              <w:t>A bubble near the target (otherwise, the instruction stays in the panel)</w:t>
+            </w:r>
+          </w:p>
+        </w:tc>
+        <w:tc>
+          <w:tcPr>
+            <w:tcW w:type="dxa" w:w="3744"/>
+          </w:tcPr>
+          <w:p>
+            <w:r/>
+            <w:r>
+              <w:rPr>
+                <w:sz w:val="18"/>
+              </w:rPr>
+              <w:t>yes or no</w:t>
+            </w:r>
+          </w:p>
+        </w:tc>
+        <w:tc>
+          <w:tcPr>
+            <w:tcW w:type="dxa" w:w="1728"/>
+          </w:tcPr>
+          <w:p>
+            <w:r/>
+            <w:r>
+              <w:rPr>
+                <w:sz w:val="18"/>
+              </w:rPr>
+              <w:t>no</w:t>
+            </w:r>
+          </w:p>
+        </w:tc>
+        <w:tc>
+          <w:tcPr>
+            <w:tcW w:type="dxa" w:w="1872"/>
+          </w:tcPr>
+          <w:p>
+            <w:r/>
+            <w:r>
+              <w:rPr>
+                <w:rFonts w:ascii="Consolas" w:hAnsi="Consolas"/>
+                <w:sz w:val="18"/>
+              </w:rPr>
+              <w:t>bulle_cible</w:t>
             </w:r>
           </w:p>
         </w:tc>
@@ -1763,6 +1830,183 @@
               <w:rPr>
                 <w:sz w:val="18"/>
               </w:rPr>
+              <w:t>A beacon on the line: exactly where the target is (the app, the tab, what covers it)</w:t>
+            </w:r>
+          </w:p>
+        </w:tc>
+        <w:tc>
+          <w:tcPr>
+            <w:tcW w:type="dxa" w:w="3744"/>
+          </w:tcPr>
+          <w:p>
+            <w:r/>
+            <w:r>
+              <w:rPr>
+                <w:sz w:val="18"/>
+              </w:rPr>
+              <w:t>yes or no</w:t>
+            </w:r>
+          </w:p>
+        </w:tc>
+        <w:tc>
+          <w:tcPr>
+            <w:tcW w:type="dxa" w:w="1728"/>
+          </w:tcPr>
+          <w:p>
+            <w:r/>
+            <w:r>
+              <w:rPr>
+                <w:sz w:val="18"/>
+              </w:rPr>
+              <w:t>yes</w:t>
+            </w:r>
+          </w:p>
+        </w:tc>
+        <w:tc>
+          <w:tcPr>
+            <w:tcW w:type="dxa" w:w="1872"/>
+          </w:tcPr>
+          <w:p>
+            <w:r/>
+            <w:r>
+              <w:rPr>
+                <w:rFonts w:ascii="Consolas" w:hAnsi="Consolas"/>
+                <w:sz w:val="18"/>
+              </w:rPr>
+              <w:t>balise</w:t>
+            </w:r>
+          </w:p>
+        </w:tc>
+      </w:tr>
+      <w:tr>
+        <w:tc>
+          <w:tcPr>
+            <w:tcW w:type="dxa" w:w="2736"/>
+          </w:tcPr>
+          <w:p>
+            <w:r/>
+            <w:r>
+              <w:rPr>
+                <w:sz w:val="18"/>
+              </w:rPr>
+              <w:t>What the beacon says</w:t>
+            </w:r>
+          </w:p>
+        </w:tc>
+        <w:tc>
+          <w:tcPr>
+            <w:tcW w:type="dxa" w:w="3744"/>
+          </w:tcPr>
+          <w:p>
+            <w:r/>
+            <w:r>
+              <w:rPr>
+                <w:sz w:val="18"/>
+              </w:rPr>
+              <w:t>The whole path ; The app and the item</w:t>
+            </w:r>
+          </w:p>
+        </w:tc>
+        <w:tc>
+          <w:tcPr>
+            <w:tcW w:type="dxa" w:w="1728"/>
+          </w:tcPr>
+          <w:p>
+            <w:r/>
+            <w:r>
+              <w:rPr>
+                <w:sz w:val="18"/>
+              </w:rPr>
+              <w:t>The whole path</w:t>
+            </w:r>
+          </w:p>
+        </w:tc>
+        <w:tc>
+          <w:tcPr>
+            <w:tcW w:type="dxa" w:w="1872"/>
+          </w:tcPr>
+          <w:p>
+            <w:r/>
+            <w:r>
+              <w:rPr>
+                <w:rFonts w:ascii="Consolas" w:hAnsi="Consolas"/>
+                <w:sz w:val="18"/>
+              </w:rPr>
+              <w:t>balise_detail</w:t>
+            </w:r>
+          </w:p>
+        </w:tc>
+      </w:tr>
+      <w:tr>
+        <w:tc>
+          <w:tcPr>
+            <w:tcW w:type="dxa" w:w="2736"/>
+          </w:tcPr>
+          <w:p>
+            <w:r/>
+            <w:r>
+              <w:rPr>
+                <w:sz w:val="18"/>
+              </w:rPr>
+              <w:t>The beacon's halo breathes slowly</w:t>
+            </w:r>
+          </w:p>
+        </w:tc>
+        <w:tc>
+          <w:tcPr>
+            <w:tcW w:type="dxa" w:w="3744"/>
+          </w:tcPr>
+          <w:p>
+            <w:r/>
+            <w:r>
+              <w:rPr>
+                <w:sz w:val="18"/>
+              </w:rPr>
+              <w:t>yes or no</w:t>
+            </w:r>
+          </w:p>
+        </w:tc>
+        <w:tc>
+          <w:tcPr>
+            <w:tcW w:type="dxa" w:w="1728"/>
+          </w:tcPr>
+          <w:p>
+            <w:r/>
+            <w:r>
+              <w:rPr>
+                <w:sz w:val="18"/>
+              </w:rPr>
+              <w:t>no</w:t>
+            </w:r>
+          </w:p>
+        </w:tc>
+        <w:tc>
+          <w:tcPr>
+            <w:tcW w:type="dxa" w:w="1872"/>
+          </w:tcPr>
+          <w:p>
+            <w:r/>
+            <w:r>
+              <w:rPr>
+                <w:rFonts w:ascii="Consolas" w:hAnsi="Consolas"/>
+                <w:sz w:val="18"/>
+              </w:rPr>
+              <w:t>balise_respire</w:t>
+            </w:r>
+          </w:p>
+        </w:tc>
+      </w:tr>
+      <w:tr>
+        <w:tc>
+          <w:tcPr>
+            <w:tcW w:type="dxa" w:w="2736"/>
+          </w:tcPr>
+          <w:p>
+            <w:r/>
+            <w:r>
+              <w:rPr>
+                <w:sz w:val="18"/>
+              </w:rPr>
               <w:t>Hollow arrows (outline only)</w:t>
             </w:r>
           </w:p>
@@ -3619,6 +3863,65 @@
               <w:rPr>
                 <w:sz w:val="18"/>
               </w:rPr>
+              <w:t>Without pigeons, frame where each AI works (with its name)</w:t>
+            </w:r>
+          </w:p>
+        </w:tc>
+        <w:tc>
+          <w:tcPr>
+            <w:tcW w:type="dxa" w:w="3744"/>
+          </w:tcPr>
+          <w:p>
+            <w:r/>
+            <w:r>
+              <w:rPr>
+                <w:sz w:val="18"/>
+              </w:rPr>
+              <w:t>yes or no</w:t>
+            </w:r>
+          </w:p>
+        </w:tc>
+        <w:tc>
+          <w:tcPr>
+            <w:tcW w:type="dxa" w:w="1728"/>
+          </w:tcPr>
+          <w:p>
+            <w:r/>
+            <w:r>
+              <w:rPr>
+                <w:sz w:val="18"/>
+              </w:rPr>
+              <w:t>yes</w:t>
+            </w:r>
+          </w:p>
+        </w:tc>
+        <w:tc>
+          <w:tcPr>
+            <w:tcW w:type="dxa" w:w="1872"/>
+          </w:tcPr>
+          <w:p>
+            <w:r/>
+            <w:r>
+              <w:rPr>
+                <w:rFonts w:ascii="Consolas" w:hAnsi="Consolas"/>
+                <w:sz w:val="18"/>
+              </w:rPr>
+              <w:t>encadres_travail</w:t>
+            </w:r>
+          </w:p>
+        </w:tc>
+      </w:tr>
+      <w:tr>
+        <w:tc>
+          <w:tcPr>
+            <w:tcW w:type="dxa" w:w="2736"/>
+          </w:tcPr>
+          <w:p>
+            <w:r/>
+            <w:r>
+              <w:rPr>
+                <w:sz w:val="18"/>
+              </w:rPr>
               <w:t>Style</w:t>
             </w:r>
           </w:p>
@@ -5097,6 +5400,68 @@
                 <w:rFonts w:ascii="Consolas" w:hAnsi="Consolas"/>
                 <w:sz w:val="18"/>
               </w:rPr>
+              <w:t>--onglet TITLE</w:t>
+            </w:r>
+          </w:p>
+        </w:tc>
+        <w:tc>
+          <w:tcPr>
+            <w:tcW w:type="dxa" w:w="6048"/>
+          </w:tcPr>
+          <w:p>
+            <w:r/>
+            <w:r>
+              <w:rPr>
+                <w:sz w:val="18"/>
+              </w:rPr>
+              <w:t>with --fenetre, the browser tab holding the target: if it is hidden, the guidance shows the tab first (Windows UI Automation only sees the page of the displayed tab)</w:t>
+            </w:r>
+          </w:p>
+        </w:tc>
+      </w:tr>
+      <w:tr>
+        <w:tc>
+          <w:tcPr>
+            <w:tcW w:type="dxa" w:w="4032"/>
+          </w:tcPr>
+          <w:p>
+            <w:r/>
+            <w:r>
+              <w:rPr>
+                <w:rFonts w:ascii="Consolas" w:hAnsi="Consolas"/>
+                <w:sz w:val="18"/>
+              </w:rPr>
+              <w:t>--page X Y W H, --echelle F</w:t>
+            </w:r>
+          </w:p>
+        </w:tc>
+        <w:tc>
+          <w:tcPr>
+            <w:tcW w:type="dxa" w:w="6048"/>
+          </w:tcPr>
+          <w:p>
+            <w:r/>
+            <w:r>
+              <w:rPr>
+                <w:sz w:val="18"/>
+              </w:rPr>
+              <w:t>an unnamed element of a web page: the getBoundingClientRect() rectangle in CSS pixels, and window.devicePixelRatio; --element is better: it follows the button if it moves</w:t>
+            </w:r>
+          </w:p>
+        </w:tc>
+      </w:tr>
+      <w:tr>
+        <w:tc>
+          <w:tcPr>
+            <w:tcW w:type="dxa" w:w="4032"/>
+          </w:tcPr>
+          <w:p>
+            <w:r/>
+            <w:r>
+              <w:rPr>
+                <w:rFonts w:ascii="Consolas" w:hAnsi="Consolas"/>
+                <w:sz w:val="18"/>
+              </w:rPr>
               <w:t>--point X Y</w:t>
             </w:r>
           </w:p>
@@ -5111,7 +5476,69 @@
               <w:rPr>
                 <w:sz w:val="18"/>
               </w:rPr>
-              <w:t>a point on the screen, in physical pixels</w:t>
+              <w:t>a point on the screen, in physical pixels; with --dans TITLE, if another window covers the point, the guidance brings that one to the front first</w:t>
+            </w:r>
+          </w:p>
+        </w:tc>
+      </w:tr>
+      <w:tr>
+        <w:tc>
+          <w:tcPr>
+            <w:tcW w:type="dxa" w:w="4032"/>
+          </w:tcPr>
+          <w:p>
+            <w:r/>
+            <w:r>
+              <w:rPr>
+                <w:rFonts w:ascii="Consolas" w:hAnsi="Consolas"/>
+                <w:sz w:val="18"/>
+              </w:rPr>
+              <w:t>--liste</w:t>
+            </w:r>
+          </w:p>
+        </w:tc>
+        <w:tc>
+          <w:tcPr>
+            <w:tcW w:type="dxa" w:w="6048"/>
+          </w:tcPr>
+          <w:p>
+            <w:r/>
+            <w:r>
+              <w:rPr>
+                <w:sz w:val="18"/>
+              </w:rPr>
+              <w:t>with --fenetre (and --onglet): the tabs and the visible clickable elements, to aim right; nothing is shown</w:t>
+            </w:r>
+          </w:p>
+        </w:tc>
+      </w:tr>
+      <w:tr>
+        <w:tc>
+          <w:tcPr>
+            <w:tcW w:type="dxa" w:w="4032"/>
+          </w:tcPr>
+          <w:p>
+            <w:r/>
+            <w:r>
+              <w:rPr>
+                <w:rFonts w:ascii="Consolas" w:hAnsi="Consolas"/>
+                <w:sz w:val="18"/>
+              </w:rPr>
+              <w:t>--sans-attendre</w:t>
+            </w:r>
+          </w:p>
+        </w:tc>
+        <w:tc>
+          <w:tcPr>
+            <w:tcW w:type="dxa" w:w="6048"/>
+          </w:tcPr>
+          <w:p>
+            <w:r/>
+            <w:r>
+              <w:rPr>
+                <w:sz w:val="18"/>
+              </w:rPr>
+              <w:t>don't wait for the answer: by default montre.py waits for the watcher (5 s at most) and says whether the target is found, where (app, tab, screen), and if not why, with close names; exit code 0 found, 1 not found, 2 unknown</w:t>
             </w:r>
           </w:p>
         </w:tc>
@@ -5915,7 +6342,17 @@
         <w:t>python annonce.py --qui PATH --session ag</w:t>
       </w:r>
       <w:r>
-        <w:t>. Exit code 0: free (with a warning if another AI works in the same folder); 1: occupied (another AI wrote this file in the last 10 min, or works on it); 2: unknown (the pigeons are not running).</w:t>
+        <w:t xml:space="preserve">. Exit code 0: free (with a warning if another AI works in the same folder); 1: occupied (another AI wrote this file in the last 10 min, or works on it); 2: unknown, and the message says why: the pigeons are not running, or they run but their registry is frozen (their watcher stopped its rounds; they restart it on their own within 2 min). </w:t>
+      </w:r>
+      <w:r>
+        <w:rPr>
+          <w:rFonts w:ascii="Consolas" w:hAnsi="Consolas"/>
+          <w:sz w:val="18"/>
+        </w:rPr>
+        <w:t>montre.py</w:t>
+      </w:r>
+      <w:r>
+        <w:t xml:space="preserve"> makes the same distinction.</w:t>
       </w:r>
     </w:p>
     <w:p>
@@ -5952,7 +6389,7 @@
         <w:t>preuve_pigeons.py</w:t>
       </w:r>
       <w:r>
-        <w:t xml:space="preserve"> (about 4200 lines), in three parts that talk through a shared state.</w:t>
+        <w:t xml:space="preserve"> (about 5300 lines), in three parts that talk through a shared state.</w:t>
       </w:r>
     </w:p>
     <w:p>

--- a/MANUAL.docx
+++ b/MANUAL.docx
@@ -16,7 +16,7 @@
           <w:i/>
           <w:color w:val="595959"/>
         </w:rPr>
-        <w:t>The guidance system for working with AI sessions · version of 2026-10-05</w:t>
+        <w:t>The guidance system for working with AI sessions · version of 2026-10-06</w:t>
       </w:r>
     </w:p>
     <w:p>
@@ -483,7 +483,7 @@
         <w:pStyle w:val="ListBullet"/>
       </w:pPr>
       <w:r>
-        <w:t>Active help: when a session asks you to go into a folder, open a file or a window, its card offers “Open the folder”, “Open the file” or “Bring to front”.</w:t>
+        <w:t>New session: when the session gives a prompt to paste into a fresh session, this button copies it and opens a new session in the right folder of the Claude app. Then paste (Ctrl+V) and send.</w:t>
       </w:r>
     </w:p>
     <w:p>
@@ -491,6 +491,14 @@
         <w:pStyle w:val="ListBullet"/>
       </w:pPr>
       <w:r>
+        <w:t>Active help: when a session asks you to go into a folder, open a file or a window, its card offers “Open the folder”, “Open the file” or “Bring to front”.</w:t>
+      </w:r>
+    </w:p>
+    <w:p>
+      <w:pPr>
+        <w:pStyle w:val="ListBullet"/>
+      </w:pPr>
+      <w:r>
         <w:t>Working: “Folder” opens the place where the session works; the row shows how long its turn has lasted and its context size (a compaction comes near the limit); a warning if two sessions work in the same folder.</w:t>
       </w:r>
     </w:p>
@@ -589,6 +597,11 @@
     <w:p>
       <w:r>
         <w:t>Coordination: the pigeons keep activite.json up to date (who works where, every 2 s). Another AI announces itself with annonce.py --session name --fichier PATH --ecrit, and asks before writing: annonce.py --qui PATH (free, occupied). The panel warns when two AIs write the same file.</w:t>
+      </w:r>
+    </w:p>
+    <w:p>
+      <w:r>
+        <w:t>The MCP server (pigeons_mcp.py): the same tools in each AI's own tool list (show, list, clear, end, who_works, announce, state), with no command line to remember. Claude Code, Codex, Antigravity and the Claude app (as “pigeons-cowork”) can plug it in. A Claude Code hook reminds every session of the pigeons at start, and another asks you before a session writes a file another AI wrote &lt; 5 min ago.</w:t>
       </w:r>
     </w:p>
     <w:p>
@@ -6389,7 +6402,7 @@
         <w:t>preuve_pigeons.py</w:t>
       </w:r>
       <w:r>
-        <w:t xml:space="preserve"> (about 5300 lines), in three parts that talk through a shared state.</w:t>
+        <w:t xml:space="preserve"> (about 5600 lines), in three parts that talk through a shared state.</w:t>
       </w:r>
     </w:p>
     <w:p>
